--- a/word_templates/bao_cao_kqcv.docx
+++ b/word_templates/bao_cao_kqcv.docx
@@ -4,10 +4,16 @@
   <w:body>
     <w:tbl>
       <w:tblPr>
-        <w:tblStyle w:val="TableGrid"/>
-        <w:tblW w:type="auto" w:w="0"/>
-        <w:jc w:val="center"/>
+        <w:tblW w:type="dxa" w:w="13554"/>
         <w:tblLook w:firstColumn="1" w:firstRow="1" w:lastColumn="0" w:lastRow="0" w:noHBand="0" w:noVBand="1" w:val="04A0"/>
+        <w:tblBorders>
+          <w:top w:val="none"/>
+          <w:left w:val="none"/>
+          <w:bottom w:val="none"/>
+          <w:right w:val="none"/>
+          <w:insideH w:val="none"/>
+          <w:insideV w:val="none"/>
+        </w:tblBorders>
       </w:tblPr>
       <w:tblGrid>
         <w:gridCol w:w="4702"/>
@@ -16,7 +22,7 @@
       <w:tr>
         <w:tc>
           <w:tcPr>
-            <w:tcW w:type="dxa" w:w="4702"/>
+            <w:tcW w:type="dxa" w:w="6777"/>
             <w:tcBorders>
               <w:top w:val="none"/>
               <w:left w:val="none"/>
@@ -29,28 +35,32 @@
           </w:tcPr>
           <w:p>
             <w:pPr>
-              <w:spacing w:before="0" w:after="40"/>
               <w:jc w:val="center"/>
+              <w:spacing w:line="276" w:lineRule="auto" w:before="0" w:after="30"/>
             </w:pPr>
             <w:r>
               <w:rPr>
-                <w:rFonts w:ascii="Times New Roman" w:hAnsi="Times New Roman"/>
+                <w:rFonts w:ascii="Times New Roman" w:hAnsi="Times New Roman" w:cs="Times New Roman" w:eastAsia="Times New Roman"/>
                 <w:b w:val="0"/>
-                <w:sz w:val="22"/>
+                <w:i w:val="0"/>
+                <w:sz w:val="26"/>
+                <w:szCs w:val="26"/>
               </w:rPr>
               <w:t>TỔNG CÔNG TY VIỄN THÔNG MOBIFONE</w:t>
             </w:r>
           </w:p>
           <w:p>
             <w:pPr>
-              <w:spacing w:before="0" w:after="40"/>
               <w:jc w:val="center"/>
+              <w:spacing w:line="276" w:lineRule="auto" w:before="0" w:after="30"/>
             </w:pPr>
             <w:r>
               <w:rPr>
-                <w:rFonts w:ascii="Times New Roman" w:hAnsi="Times New Roman"/>
+                <w:rFonts w:ascii="Times New Roman" w:hAnsi="Times New Roman" w:cs="Times New Roman" w:eastAsia="Times New Roman"/>
                 <w:b/>
-                <w:sz w:val="22"/>
+                <w:i w:val="0"/>
+                <w:sz w:val="26"/>
+                <w:szCs w:val="26"/>
               </w:rPr>
               <w:t>MOBIFONE LÂM ĐỒNG</w:t>
             </w:r>
@@ -58,7 +68,7 @@
         </w:tc>
         <w:tc>
           <w:tcPr>
-            <w:tcW w:type="dxa" w:w="4702"/>
+            <w:tcW w:type="dxa" w:w="6777"/>
             <w:tcBorders>
               <w:top w:val="none"/>
               <w:left w:val="none"/>
@@ -71,56 +81,54 @@
           </w:tcPr>
           <w:p>
             <w:pPr>
-              <w:spacing w:before="0" w:after="40"/>
               <w:jc w:val="center"/>
+              <w:spacing w:line="276" w:lineRule="auto" w:before="0" w:after="30"/>
             </w:pPr>
             <w:r>
               <w:rPr>
-                <w:rFonts w:ascii="Times New Roman" w:hAnsi="Times New Roman"/>
+                <w:rFonts w:ascii="Times New Roman" w:hAnsi="Times New Roman" w:cs="Times New Roman" w:eastAsia="Times New Roman"/>
                 <w:b/>
-                <w:sz w:val="22"/>
+                <w:i w:val="0"/>
+                <w:sz w:val="26"/>
+                <w:szCs w:val="26"/>
               </w:rPr>
               <w:t>CỘNG HÒA XÃ HỘI CHỦ NGHĨA VIỆT NAM</w:t>
             </w:r>
           </w:p>
           <w:p>
             <w:pPr>
-              <w:spacing w:before="0" w:after="40"/>
               <w:jc w:val="center"/>
+              <w:spacing w:line="276" w:lineRule="auto" w:before="0" w:after="30"/>
             </w:pPr>
             <w:r>
               <w:rPr>
-                <w:rFonts w:ascii="Times New Roman" w:hAnsi="Times New Roman"/>
+                <w:rFonts w:ascii="Times New Roman" w:hAnsi="Times New Roman" w:cs="Times New Roman" w:eastAsia="Times New Roman"/>
                 <w:b w:val="0"/>
-                <w:sz w:val="22"/>
+                <w:i w:val="0"/>
+                <w:sz w:val="26"/>
+                <w:szCs w:val="26"/>
               </w:rPr>
               <w:t>Độc lập – Tự do – Hạnh phúc</w:t>
             </w:r>
           </w:p>
           <w:p>
             <w:pPr>
-              <w:spacing w:before="0" w:after="40"/>
               <w:jc w:val="center"/>
+              <w:spacing w:line="276" w:lineRule="auto" w:before="0" w:after="30"/>
+            </w:pPr>
+          </w:p>
+          <w:p>
+            <w:pPr>
+              <w:jc w:val="center"/>
+              <w:spacing w:line="276" w:lineRule="auto" w:before="0" w:after="30"/>
             </w:pPr>
             <w:r>
               <w:rPr>
-                <w:rFonts w:ascii="Times New Roman" w:hAnsi="Times New Roman"/>
+                <w:rFonts w:ascii="Times New Roman" w:hAnsi="Times New Roman" w:cs="Times New Roman" w:eastAsia="Times New Roman"/>
                 <w:b w:val="0"/>
-                <w:sz w:val="18"/>
-              </w:rPr>
-              <w:t>───────────────────</w:t>
-            </w:r>
-          </w:p>
-          <w:p>
-            <w:pPr>
-              <w:spacing w:before="0" w:after="40"/>
-              <w:jc w:val="center"/>
-            </w:pPr>
-            <w:r>
-              <w:rPr>
-                <w:rFonts w:ascii="Times New Roman" w:hAnsi="Times New Roman"/>
-                <w:b w:val="0"/>
-                <w:sz w:val="22"/>
+                <w:i/>
+                <w:sz w:val="26"/>
+                <w:szCs w:val="26"/>
               </w:rPr>
               <w:t>Lâm Đồng, {{ngay_bao_cao}}</w:t>
             </w:r>
@@ -130,83 +138,95 @@
     </w:tbl>
     <w:p>
       <w:pPr>
-        <w:spacing w:after="0"/>
+        <w:jc w:val="left"/>
+        <w:spacing w:line="276" w:lineRule="auto" w:before="0" w:after="60"/>
       </w:pPr>
     </w:p>
     <w:p>
       <w:pPr>
-        <w:spacing w:before="0" w:after="160"/>
         <w:jc w:val="center"/>
+        <w:spacing w:line="276" w:lineRule="auto" w:before="60" w:after="120"/>
       </w:pPr>
       <w:r>
         <w:rPr>
-          <w:rFonts w:ascii="Times New Roman" w:hAnsi="Times New Roman"/>
+          <w:rFonts w:ascii="Times New Roman" w:hAnsi="Times New Roman" w:cs="Times New Roman" w:eastAsia="Times New Roman"/>
           <w:b/>
           <w:i w:val="0"/>
-          <w:sz w:val="28"/>
+          <w:sz w:val="32"/>
+          <w:szCs w:val="32"/>
         </w:rPr>
         <w:t>BÁO CÁO KẾT QUẢ CÔNG VIỆC</w:t>
       </w:r>
     </w:p>
     <w:p>
       <w:pPr>
-        <w:spacing w:before="0" w:after="80"/>
         <w:jc w:val="left"/>
+        <w:spacing w:line="276" w:lineRule="auto" w:before="0" w:after="0"/>
       </w:pPr>
       <w:r>
         <w:rPr>
-          <w:rFonts w:ascii="Times New Roman" w:hAnsi="Times New Roman"/>
+          <w:rFonts w:ascii="Times New Roman" w:hAnsi="Times New Roman" w:cs="Times New Roman" w:eastAsia="Times New Roman"/>
           <w:b w:val="0"/>
           <w:i w:val="0"/>
           <w:sz w:val="26"/>
+          <w:szCs w:val="26"/>
         </w:rPr>
         <w:t>Họ và tên: {{ho_ten}}</w:t>
       </w:r>
     </w:p>
     <w:p>
       <w:pPr>
-        <w:spacing w:before="0" w:after="80"/>
         <w:jc w:val="left"/>
+        <w:spacing w:line="276" w:lineRule="auto" w:before="0" w:after="0"/>
       </w:pPr>
       <w:r>
         <w:rPr>
-          <w:rFonts w:ascii="Times New Roman" w:hAnsi="Times New Roman"/>
+          <w:rFonts w:ascii="Times New Roman" w:hAnsi="Times New Roman" w:cs="Times New Roman" w:eastAsia="Times New Roman"/>
           <w:b w:val="0"/>
           <w:i w:val="0"/>
           <w:sz w:val="26"/>
+          <w:szCs w:val="26"/>
         </w:rPr>
         <w:t>Tổ/ Bộ phận công tác: {{don_vi}}</w:t>
       </w:r>
     </w:p>
     <w:p>
       <w:pPr>
-        <w:spacing w:before="0" w:after="80"/>
         <w:jc w:val="left"/>
+        <w:spacing w:line="276" w:lineRule="auto" w:before="0" w:after="0"/>
       </w:pPr>
       <w:r>
         <w:rPr>
-          <w:rFonts w:ascii="Times New Roman" w:hAnsi="Times New Roman"/>
+          <w:rFonts w:ascii="Times New Roman" w:hAnsi="Times New Roman" w:cs="Times New Roman" w:eastAsia="Times New Roman"/>
           <w:b w:val="0"/>
           <w:i w:val="0"/>
           <w:sz w:val="26"/>
+          <w:szCs w:val="26"/>
         </w:rPr>
         <w:t>Nội dung công việc: Tiếp khách</w:t>
       </w:r>
     </w:p>
     <w:p>
       <w:pPr>
-        <w:spacing w:before="0" w:after="160"/>
         <w:jc w:val="left"/>
+        <w:spacing w:line="276" w:lineRule="auto" w:before="0" w:after="0"/>
       </w:pPr>
       <w:r>
         <w:rPr>
-          <w:rFonts w:ascii="Times New Roman" w:hAnsi="Times New Roman"/>
+          <w:rFonts w:ascii="Times New Roman" w:hAnsi="Times New Roman" w:cs="Times New Roman" w:eastAsia="Times New Roman"/>
           <w:b w:val="0"/>
           <w:i w:val="0"/>
           <w:sz w:val="26"/>
+          <w:szCs w:val="26"/>
         </w:rPr>
         <w:t>Thành phần: Lãnh đạo Chi nhánh, chuyên viên và khách mời (chi tiết theo tờ trình)</w:t>
       </w:r>
+    </w:p>
+    <w:p>
+      <w:pPr>
+        <w:jc w:val="left"/>
+        <w:spacing w:line="276" w:lineRule="auto" w:before="0" w:after="60"/>
+      </w:pPr>
     </w:p>
     <w:tbl>
       <w:tblPr>
@@ -232,18 +252,20 @@
       <w:tr>
         <w:tc>
           <w:tcPr>
-            <w:tcW w:type="dxa" w:w="567"/>
+            <w:tcW w:type="dxa" w:w="895"/>
           </w:tcPr>
           <w:p>
             <w:pPr>
-              <w:spacing w:before="20" w:after="20"/>
               <w:jc w:val="center"/>
+              <w:spacing w:line="276" w:lineRule="auto" w:before="60" w:after="60"/>
             </w:pPr>
             <w:r>
               <w:rPr>
-                <w:rFonts w:ascii="Times New Roman" w:hAnsi="Times New Roman"/>
+                <w:rFonts w:ascii="Times New Roman" w:hAnsi="Times New Roman" w:cs="Times New Roman" w:eastAsia="Times New Roman"/>
                 <w:b/>
-                <w:sz w:val="22"/>
+                <w:i w:val="0"/>
+                <w:sz w:val="26"/>
+                <w:szCs w:val="26"/>
               </w:rPr>
               <w:t>STT</w:t>
             </w:r>
@@ -251,96 +273,106 @@
         </w:tc>
         <w:tc>
           <w:tcPr>
-            <w:tcW w:type="dxa" w:w="3118"/>
+            <w:tcW w:type="dxa" w:w="3623"/>
           </w:tcPr>
           <w:p>
             <w:pPr>
-              <w:spacing w:before="20" w:after="20"/>
               <w:jc w:val="center"/>
+              <w:spacing w:line="276" w:lineRule="auto" w:before="60" w:after="60"/>
             </w:pPr>
             <w:r>
               <w:rPr>
-                <w:rFonts w:ascii="Times New Roman" w:hAnsi="Times New Roman"/>
+                <w:rFonts w:ascii="Times New Roman" w:hAnsi="Times New Roman" w:cs="Times New Roman" w:eastAsia="Times New Roman"/>
                 <w:b/>
-                <w:sz w:val="22"/>
+                <w:i w:val="0"/>
+                <w:sz w:val="26"/>
+                <w:szCs w:val="26"/>
               </w:rPr>
-              <w:t>Nội dung công việc</w:t>
+              <w:t>NỘI DUNG CÔNG VIỆC</w:t>
             </w:r>
           </w:p>
         </w:tc>
         <w:tc>
           <w:tcPr>
-            <w:tcW w:type="dxa" w:w="1417"/>
+            <w:tcW w:type="dxa" w:w="2497"/>
           </w:tcPr>
           <w:p>
             <w:pPr>
-              <w:spacing w:before="20" w:after="20"/>
               <w:jc w:val="center"/>
+              <w:spacing w:line="276" w:lineRule="auto" w:before="60" w:after="60"/>
             </w:pPr>
             <w:r>
               <w:rPr>
-                <w:rFonts w:ascii="Times New Roman" w:hAnsi="Times New Roman"/>
+                <w:rFonts w:ascii="Times New Roman" w:hAnsi="Times New Roman" w:cs="Times New Roman" w:eastAsia="Times New Roman"/>
                 <w:b/>
-                <w:sz w:val="22"/>
+                <w:i w:val="0"/>
+                <w:sz w:val="26"/>
+                <w:szCs w:val="26"/>
               </w:rPr>
-              <w:t>Thời gian làm việc</w:t>
+              <w:t>THỜI GIAN LÀM VIỆC</w:t>
             </w:r>
           </w:p>
         </w:tc>
         <w:tc>
           <w:tcPr>
-            <w:tcW w:type="dxa" w:w="3118"/>
+            <w:tcW w:type="dxa" w:w="2880"/>
           </w:tcPr>
           <w:p>
             <w:pPr>
-              <w:spacing w:before="20" w:after="20"/>
               <w:jc w:val="center"/>
+              <w:spacing w:line="276" w:lineRule="auto" w:before="60" w:after="60"/>
             </w:pPr>
             <w:r>
               <w:rPr>
-                <w:rFonts w:ascii="Times New Roman" w:hAnsi="Times New Roman"/>
+                <w:rFonts w:ascii="Times New Roman" w:hAnsi="Times New Roman" w:cs="Times New Roman" w:eastAsia="Times New Roman"/>
                 <w:b/>
-                <w:sz w:val="22"/>
+                <w:i w:val="0"/>
+                <w:sz w:val="26"/>
+                <w:szCs w:val="26"/>
               </w:rPr>
-              <w:t>Kết quả đạt được</w:t>
+              <w:t>KẾT QUẢ ĐẠT ĐƯỢC</w:t>
             </w:r>
           </w:p>
         </w:tc>
         <w:tc>
           <w:tcPr>
-            <w:tcW w:type="dxa" w:w="1134"/>
+            <w:tcW w:type="dxa" w:w="1800"/>
           </w:tcPr>
           <w:p>
             <w:pPr>
-              <w:spacing w:before="20" w:after="20"/>
               <w:jc w:val="center"/>
+              <w:spacing w:line="276" w:lineRule="auto" w:before="60" w:after="60"/>
             </w:pPr>
             <w:r>
               <w:rPr>
-                <w:rFonts w:ascii="Times New Roman" w:hAnsi="Times New Roman"/>
+                <w:rFonts w:ascii="Times New Roman" w:hAnsi="Times New Roman" w:cs="Times New Roman" w:eastAsia="Times New Roman"/>
                 <w:b/>
-                <w:sz w:val="22"/>
+                <w:i w:val="0"/>
+                <w:sz w:val="26"/>
+                <w:szCs w:val="26"/>
               </w:rPr>
-              <w:t>Chưa đạt được</w:t>
+              <w:t>CHƯA ĐẠT ĐƯỢC</w:t>
             </w:r>
           </w:p>
         </w:tc>
         <w:tc>
           <w:tcPr>
-            <w:tcW w:type="dxa" w:w="1417"/>
+            <w:tcW w:type="dxa" w:w="1859"/>
           </w:tcPr>
           <w:p>
             <w:pPr>
-              <w:spacing w:before="20" w:after="20"/>
               <w:jc w:val="center"/>
+              <w:spacing w:line="276" w:lineRule="auto" w:before="60" w:after="60"/>
             </w:pPr>
             <w:r>
               <w:rPr>
-                <w:rFonts w:ascii="Times New Roman" w:hAnsi="Times New Roman"/>
+                <w:rFonts w:ascii="Times New Roman" w:hAnsi="Times New Roman" w:cs="Times New Roman" w:eastAsia="Times New Roman"/>
                 <w:b/>
-                <w:sz w:val="22"/>
+                <w:i w:val="0"/>
+                <w:sz w:val="26"/>
+                <w:szCs w:val="26"/>
               </w:rPr>
-              <w:t>Hướng giải quyết</w:t>
+              <w:t>HƯỚNG GIẢI QUYẾT</w:t>
             </w:r>
           </w:p>
         </w:tc>
@@ -348,18 +380,20 @@
       <w:tr>
         <w:tc>
           <w:tcPr>
-            <w:tcW w:type="dxa" w:w="1567"/>
+            <w:tcW w:type="dxa" w:w="895"/>
           </w:tcPr>
           <w:p>
             <w:pPr>
-              <w:spacing w:before="20" w:after="20"/>
               <w:jc w:val="center"/>
+              <w:spacing w:line="276" w:lineRule="auto" w:before="60" w:after="60"/>
             </w:pPr>
             <w:r>
               <w:rPr>
-                <w:rFonts w:ascii="Times New Roman" w:hAnsi="Times New Roman"/>
+                <w:rFonts w:ascii="Times New Roman" w:hAnsi="Times New Roman" w:cs="Times New Roman" w:eastAsia="Times New Roman"/>
                 <w:b w:val="0"/>
-                <w:sz w:val="22"/>
+                <w:i w:val="0"/>
+                <w:sz w:val="26"/>
+                <w:szCs w:val="26"/>
               </w:rPr>
               <w:t>01</w:t>
             </w:r>
@@ -367,18 +401,20 @@
         </w:tc>
         <w:tc>
           <w:tcPr>
-            <w:tcW w:type="dxa" w:w="1567"/>
+            <w:tcW w:type="dxa" w:w="3623"/>
           </w:tcPr>
           <w:p>
             <w:pPr>
-              <w:spacing w:before="20" w:after="20"/>
-              <w:jc w:val="left"/>
+              <w:jc w:val="both"/>
+              <w:spacing w:line="276" w:lineRule="auto" w:before="60" w:after="60"/>
             </w:pPr>
             <w:r>
               <w:rPr>
-                <w:rFonts w:ascii="Times New Roman" w:hAnsi="Times New Roman"/>
+                <w:rFonts w:ascii="Times New Roman" w:hAnsi="Times New Roman" w:cs="Times New Roman" w:eastAsia="Times New Roman"/>
                 <w:b w:val="0"/>
-                <w:sz w:val="22"/>
+                <w:i w:val="0"/>
+                <w:sz w:val="26"/>
+                <w:szCs w:val="26"/>
               </w:rPr>
               <w:t>{{ly_do}}</w:t>
             </w:r>
@@ -386,18 +422,20 @@
         </w:tc>
         <w:tc>
           <w:tcPr>
-            <w:tcW w:type="dxa" w:w="1567"/>
+            <w:tcW w:type="dxa" w:w="2497"/>
           </w:tcPr>
           <w:p>
             <w:pPr>
-              <w:spacing w:before="20" w:after="20"/>
               <w:jc w:val="center"/>
+              <w:spacing w:line="276" w:lineRule="auto" w:before="60" w:after="60"/>
             </w:pPr>
             <w:r>
               <w:rPr>
-                <w:rFonts w:ascii="Times New Roman" w:hAnsi="Times New Roman"/>
+                <w:rFonts w:ascii="Times New Roman" w:hAnsi="Times New Roman" w:cs="Times New Roman" w:eastAsia="Times New Roman"/>
                 <w:b w:val="0"/>
-                <w:sz w:val="22"/>
+                <w:i w:val="0"/>
+                <w:sz w:val="26"/>
+                <w:szCs w:val="26"/>
               </w:rPr>
               <w:t>{{ngay_tk_so}}/{{thang_tk_so}}/{{nam_tk_so}}</w:t>
             </w:r>
@@ -405,18 +443,20 @@
         </w:tc>
         <w:tc>
           <w:tcPr>
-            <w:tcW w:type="dxa" w:w="1567"/>
+            <w:tcW w:type="dxa" w:w="2880"/>
           </w:tcPr>
           <w:p>
             <w:pPr>
-              <w:spacing w:before="20" w:after="20"/>
-              <w:jc w:val="left"/>
+              <w:jc w:val="both"/>
+              <w:spacing w:line="276" w:lineRule="auto" w:before="60" w:after="60"/>
             </w:pPr>
             <w:r>
               <w:rPr>
-                <w:rFonts w:ascii="Times New Roman" w:hAnsi="Times New Roman"/>
+                <w:rFonts w:ascii="Times New Roman" w:hAnsi="Times New Roman" w:cs="Times New Roman" w:eastAsia="Times New Roman"/>
                 <w:b w:val="0"/>
-                <w:sz w:val="22"/>
+                <w:i w:val="0"/>
+                <w:sz w:val="26"/>
+                <w:szCs w:val="26"/>
               </w:rPr>
               <w:t>{{ket_qua}}</w:t>
             </w:r>
@@ -424,60 +464,46 @@
         </w:tc>
         <w:tc>
           <w:tcPr>
-            <w:tcW w:type="dxa" w:w="1567"/>
+            <w:tcW w:type="dxa" w:w="1800"/>
           </w:tcPr>
           <w:p>
             <w:pPr>
-              <w:spacing w:before="20" w:after="20"/>
-              <w:jc w:val="left"/>
+              <w:jc w:val="both"/>
+              <w:spacing w:line="276" w:lineRule="auto" w:before="60" w:after="60"/>
             </w:pPr>
-            <w:r>
-              <w:rPr>
-                <w:rFonts w:ascii="Times New Roman" w:hAnsi="Times New Roman"/>
-                <w:b w:val="0"/>
-                <w:sz w:val="22"/>
-              </w:rPr>
-            </w:r>
           </w:p>
         </w:tc>
         <w:tc>
           <w:tcPr>
-            <w:tcW w:type="dxa" w:w="1567"/>
+            <w:tcW w:type="dxa" w:w="1859"/>
           </w:tcPr>
           <w:p>
             <w:pPr>
-              <w:spacing w:before="20" w:after="20"/>
-              <w:jc w:val="left"/>
+              <w:jc w:val="both"/>
+              <w:spacing w:line="276" w:lineRule="auto" w:before="60" w:after="60"/>
             </w:pPr>
-            <w:r>
-              <w:rPr>
-                <w:rFonts w:ascii="Times New Roman" w:hAnsi="Times New Roman"/>
-                <w:b w:val="0"/>
-                <w:sz w:val="22"/>
-              </w:rPr>
-            </w:r>
           </w:p>
         </w:tc>
       </w:tr>
     </w:tbl>
     <w:p>
       <w:pPr>
-        <w:spacing w:before="0" w:after="200"/>
         <w:jc w:val="left"/>
+        <w:spacing w:line="276" w:lineRule="auto" w:before="60" w:after="120"/>
       </w:pPr>
-      <w:r>
-        <w:rPr>
-          <w:rFonts w:ascii="Times New Roman" w:hAnsi="Times New Roman"/>
-          <w:b w:val="0"/>
-          <w:i w:val="0"/>
-          <w:sz w:val="26"/>
-        </w:rPr>
-      </w:r>
     </w:p>
     <w:tbl>
       <w:tblPr>
-        <w:tblW w:type="auto" w:w="0"/>
+        <w:tblW w:type="dxa" w:w="13554"/>
         <w:tblLook w:firstColumn="1" w:firstRow="1" w:lastColumn="0" w:lastRow="0" w:noHBand="0" w:noVBand="1" w:val="04A0"/>
+        <w:tblBorders>
+          <w:top w:val="none"/>
+          <w:left w:val="none"/>
+          <w:bottom w:val="none"/>
+          <w:right w:val="none"/>
+          <w:insideH w:val="none"/>
+          <w:insideV w:val="none"/>
+        </w:tblBorders>
       </w:tblPr>
       <w:tblGrid>
         <w:gridCol w:w="4702"/>
@@ -486,48 +512,47 @@
       <w:tr>
         <w:tc>
           <w:tcPr>
-            <w:tcW w:type="dxa" w:w="4702"/>
+            <w:tcW w:type="dxa" w:w="6777"/>
             <w:tcBorders>
               <w:top w:val="none"/>
               <w:left w:val="none"/>
               <w:bottom w:val="none"/>
               <w:right w:val="none"/>
+              <w:insideH w:val="none"/>
+              <w:insideV w:val="none"/>
             </w:tcBorders>
           </w:tcPr>
           <w:p>
             <w:pPr>
-              <w:spacing w:before="20" w:after="20"/>
-              <w:jc w:val="left"/>
+              <w:jc w:val="center"/>
+              <w:spacing w:line="276" w:lineRule="auto" w:before="60" w:after="0"/>
             </w:pPr>
-            <w:r>
-              <w:rPr>
-                <w:rFonts w:ascii="Times New Roman" w:hAnsi="Times New Roman"/>
-                <w:b w:val="0"/>
-                <w:sz w:val="24"/>
-              </w:rPr>
-            </w:r>
           </w:p>
         </w:tc>
         <w:tc>
           <w:tcPr>
-            <w:tcW w:type="dxa" w:w="4702"/>
+            <w:tcW w:type="dxa" w:w="6777"/>
             <w:tcBorders>
               <w:top w:val="none"/>
               <w:left w:val="none"/>
               <w:bottom w:val="none"/>
               <w:right w:val="none"/>
+              <w:insideH w:val="none"/>
+              <w:insideV w:val="none"/>
             </w:tcBorders>
           </w:tcPr>
           <w:p>
             <w:pPr>
-              <w:spacing w:before="20" w:after="20"/>
               <w:jc w:val="center"/>
+              <w:spacing w:line="276" w:lineRule="auto" w:before="60" w:after="0"/>
             </w:pPr>
             <w:r>
               <w:rPr>
-                <w:rFonts w:ascii="Times New Roman" w:hAnsi="Times New Roman"/>
+                <w:rFonts w:ascii="Times New Roman" w:hAnsi="Times New Roman" w:cs="Times New Roman" w:eastAsia="Times New Roman"/>
                 <w:b/>
-                <w:sz w:val="24"/>
+                <w:i w:val="0"/>
+                <w:sz w:val="26"/>
+                <w:szCs w:val="26"/>
               </w:rPr>
               <w:t>NGƯỜI BÁO CÁO</w:t>
             </w:r>
@@ -537,51 +562,72 @@
       <w:tr>
         <w:tc>
           <w:tcPr>
-            <w:tcW w:type="dxa" w:w="4702"/>
+            <w:tcW w:type="dxa" w:w="6777"/>
             <w:tcBorders>
               <w:top w:val="none"/>
               <w:left w:val="none"/>
               <w:bottom w:val="none"/>
               <w:right w:val="none"/>
+              <w:insideH w:val="none"/>
+              <w:insideV w:val="none"/>
             </w:tcBorders>
           </w:tcPr>
           <w:p>
             <w:pPr>
-              <w:spacing w:before="20" w:after="20"/>
-              <w:jc w:val="left"/>
+              <w:jc w:val="center"/>
+              <w:spacing w:line="276" w:lineRule="auto" w:before="0" w:after="0"/>
             </w:pPr>
-            <w:r>
-              <w:rPr>
-                <w:rFonts w:ascii="Times New Roman" w:hAnsi="Times New Roman"/>
-                <w:b w:val="0"/>
-                <w:sz w:val="24"/>
-              </w:rPr>
-            </w:r>
           </w:p>
         </w:tc>
         <w:tc>
           <w:tcPr>
-            <w:tcW w:type="dxa" w:w="4702"/>
+            <w:tcW w:type="dxa" w:w="6777"/>
             <w:tcBorders>
               <w:top w:val="none"/>
               <w:left w:val="none"/>
               <w:bottom w:val="none"/>
               <w:right w:val="none"/>
+              <w:insideH w:val="none"/>
+              <w:insideV w:val="none"/>
             </w:tcBorders>
           </w:tcPr>
           <w:p>
             <w:pPr>
-              <w:spacing w:before="20" w:after="20"/>
               <w:jc w:val="center"/>
+              <w:spacing w:line="276" w:lineRule="auto" w:before="0" w:after="0"/>
+            </w:pPr>
+          </w:p>
+          <w:p>
+            <w:pPr>
+              <w:jc w:val="center"/>
+              <w:spacing w:line="276" w:lineRule="auto" w:before="0" w:after="0"/>
+            </w:pPr>
+          </w:p>
+          <w:p>
+            <w:pPr>
+              <w:jc w:val="center"/>
+              <w:spacing w:line="276" w:lineRule="auto" w:before="0" w:after="0"/>
+            </w:pPr>
+          </w:p>
+          <w:p>
+            <w:pPr>
+              <w:jc w:val="center"/>
+              <w:spacing w:line="276" w:lineRule="auto" w:before="0" w:after="0"/>
+            </w:pPr>
+          </w:p>
+          <w:p>
+            <w:pPr>
+              <w:jc w:val="center"/>
+              <w:spacing w:line="276" w:lineRule="auto" w:before="0" w:after="0"/>
             </w:pPr>
             <w:r>
               <w:rPr>
-                <w:rFonts w:ascii="Times New Roman" w:hAnsi="Times New Roman"/>
+                <w:rFonts w:ascii="Times New Roman" w:hAnsi="Times New Roman" w:cs="Times New Roman" w:eastAsia="Times New Roman"/>
                 <w:b/>
-                <w:sz w:val="24"/>
+                <w:i w:val="0"/>
+                <w:sz w:val="26"/>
+                <w:szCs w:val="26"/>
               </w:rPr>
-              <w:br/>
-              <w:br/>
               <w:t>{{ho_ten}}</w:t>
             </w:r>
           </w:p>
